--- a/p6/submission/maida_copyright/01_source_code_samples.docx
+++ b/p6/submission/maida_copyright/01_source_code_samples.docx
@@ -2,7 +2,7 @@
 <file path=word/document.xml><?xml version="1.0" encoding="utf-8"?>
 <w:document xmlns:w="http://schemas.openxmlformats.org/wordprocessingml/2006/main" xmlns:m="http://schemas.openxmlformats.org/officeDocument/2006/math" xmlns:r="http://schemas.openxmlformats.org/officeDocument/2006/relationships" xmlns:o="urn:schemas-microsoft-com:office:office" xmlns:v="urn:schemas-microsoft-com:vml" xmlns:w10="urn:schemas-microsoft-com:office:word" xmlns:a="http://schemas.openxmlformats.org/drawingml/2006/main" xmlns:pic="http://schemas.openxmlformats.org/drawingml/2006/picture" xmlns:wp="http://schemas.openxmlformats.org/drawingml/2006/wordprocessingDrawing">
   <w:body>
-    <w:bookmarkStart w:id="20" w:name="bằng-chứng-quyền-tác-giả-mẫu-mã-nguồn"/>
+    <w:bookmarkStart w:id="20" w:name="bằng-chứng-quyền-tác-giả--mẫu-mã-nguồn"/>
     <w:p>
       <w:pPr>
         <w:pStyle w:val="Heading1"/>
@@ -12,7 +12,7 @@
       </w:r>
     </w:p>
     <w:bookmarkEnd w:id="20"/>
-    <w:bookmarkStart w:id="21" w:name="Xb6f5e9ecee0e4df47bd7d85b00ef0803fb708cb"/>
+    <w:bookmarkStart w:id="21" w:name="X8f11be180efad537acd9ed16c51995f3b1cbddc"/>
     <w:p>
       <w:pPr>
         <w:pStyle w:val="Heading1"/>
@@ -22,7 +22,7 @@
       </w:r>
     </w:p>
     <w:bookmarkEnd w:id="21"/>
-    <w:bookmarkStart w:id="23" w:name="cov-copyright-registration-m-aida-v7.0.0"/>
+    <w:bookmarkStart w:id="23" w:name="cov-copyright-registration-m-aida-v700"/>
     <w:p>
       <w:pPr>
         <w:pStyle w:val="Heading1"/>
@@ -136,7 +136,7 @@
         </w:pict>
       </w:r>
     </w:p>
-    <w:bookmarkStart w:id="22" w:name="tệp-mã-nguồn-duy-nhất-maida_intake.html"/>
+    <w:bookmarkStart w:id="22" w:name="tệp-mã-nguồn-duy-nhất-maida_intakehtml"/>
     <w:p>
       <w:pPr>
         <w:pStyle w:val="Heading2"/>
@@ -207,7 +207,7 @@
         <w:rPr>
           <w:rStyle w:val="VerbatimChar"/>
         </w:rPr>
-        <w:t xml:space="preserve">Copyright : © [Năm] Đỗ Thị Thúy Hương &amp; Phan Anh Tú. All rights reserved.</w:t>
+        <w:t xml:space="preserve">Copyright : © 2026 Đỗ Thị Thúy Hương &amp; Phan Anh Tú. All rights reserved.</w:t>
       </w:r>
       <w:r>
         <w:br/>
@@ -234,7 +234,7 @@
         <w:rPr>
           <w:rStyle w:val="VerbatimChar"/>
         </w:rPr>
-        <w:t xml:space="preserve">Created   : [DD/MM/YYYY]</w:t>
+        <w:t xml:space="preserve">Created   : 29/05/2026</w:t>
       </w:r>
       <w:r>
         <w:br/>
@@ -34793,7 +34793,7 @@
     <w:bookmarkEnd w:id="23"/>
     <w:sectPr>
       <w:pgSz w:h="16838" w:w="11906"/>
-      <w:pgMar w:bottom="1134" w:left="1701" w:right="1134" w:top="1134"/>
+      <w:pgMar w:bottom="1417" w:left="1417" w:right="1417" w:top="1417"/>
     </w:sectPr>
   </w:body>
 </w:document>
@@ -34928,13 +34928,13 @@
     <w:name w:val="Normal"/>
     <w:qFormat/>
     <w:pPr>
-      <w:spacing w:line="288" w:lineRule="auto"/>
+      <w:spacing w:line="276" w:lineRule="auto"/>
       <w:jc w:val="both"/>
     </w:pPr>
     <w:rPr>
       <w:rFonts w:ascii="Times New Roman" w:eastAsia="Times New Roman" w:hAnsi="Times New Roman"/>
       <w:color w:val="000000"/>
-      <w:sz w:val="26"/>
+      <w:sz w:val="24"/>
     </w:rPr>
   </w:style>
   <w:style w:styleId="BodyText" w:type="paragraph">
@@ -34942,14 +34942,14 @@
     <w:basedOn w:val="Normal"/>
     <w:link w:val="BodyTextChar"/>
     <w:pPr>
-      <w:spacing w:after="180" w:before="180" w:line="288" w:lineRule="auto"/>
+      <w:spacing w:after="180" w:before="180" w:line="276" w:lineRule="auto"/>
       <w:jc w:val="both"/>
     </w:pPr>
     <w:qFormat/>
     <w:rPr>
       <w:rFonts w:ascii="Times New Roman" w:eastAsia="Times New Roman" w:hAnsi="Times New Roman"/>
       <w:color w:val="000000"/>
-      <w:sz w:val="26"/>
+      <w:sz w:val="24"/>
     </w:rPr>
   </w:style>
   <w:style w:customStyle="1" w:styleId="FirstParagraph" w:type="paragraph">
@@ -34958,13 +34958,13 @@
     <w:next w:val="BodyText"/>
     <w:qFormat/>
     <w:pPr>
-      <w:spacing w:line="288" w:lineRule="auto"/>
+      <w:spacing w:line="276" w:lineRule="auto"/>
       <w:jc w:val="both"/>
     </w:pPr>
     <w:rPr>
       <w:rFonts w:ascii="Times New Roman" w:eastAsia="Times New Roman" w:hAnsi="Times New Roman"/>
       <w:color w:val="000000"/>
-      <w:sz w:val="26"/>
+      <w:sz w:val="24"/>
     </w:rPr>
   </w:style>
   <w:style w:customStyle="1" w:styleId="Compact" w:type="paragraph">
@@ -34972,13 +34972,13 @@
     <w:basedOn w:val="BodyText"/>
     <w:qFormat/>
     <w:pPr>
-      <w:spacing w:after="36" w:before="36" w:line="288" w:lineRule="auto"/>
+      <w:spacing w:after="36" w:before="36" w:line="276" w:lineRule="auto"/>
       <w:jc w:val="both"/>
     </w:pPr>
     <w:rPr>
       <w:rFonts w:ascii="Times New Roman" w:eastAsia="Times New Roman" w:hAnsi="Times New Roman"/>
       <w:color w:val="000000"/>
-      <w:sz w:val="26"/>
+      <w:sz w:val="24"/>
     </w:rPr>
   </w:style>
   <w:style w:styleId="Title" w:type="paragraph">
@@ -34989,7 +34989,7 @@
     <w:pPr>
       <w:keepNext/>
       <w:keepLines/>
-      <w:spacing w:after="240" w:before="480" w:line="288" w:lineRule="auto"/>
+      <w:spacing w:after="240" w:before="480" w:line="276" w:lineRule="auto"/>
       <w:jc w:val="both"/>
     </w:pPr>
     <w:rPr>
@@ -34997,7 +34997,7 @@
       <w:b/>
       <w:bCs/>
       <w:color w:val="000000"/>
-      <w:sz w:val="26"/>
+      <w:sz w:val="24"/>
       <w:szCs w:val="36"/>
     </w:rPr>
   </w:style>
@@ -35009,13 +35009,13 @@
     <w:pPr>
       <w:keepNext/>
       <w:keepLines/>
-      <w:spacing w:after="240" w:before="240" w:line="288" w:lineRule="auto"/>
+      <w:spacing w:after="240" w:before="240" w:line="276" w:lineRule="auto"/>
       <w:jc w:val="both"/>
     </w:pPr>
     <w:rPr>
       <w:rFonts w:ascii="Times New Roman" w:eastAsia="Times New Roman" w:hAnsi="Times New Roman"/>
       <w:color w:val="000000"/>
-      <w:sz w:val="26"/>
+      <w:sz w:val="24"/>
       <w:szCs w:val="30"/>
     </w:rPr>
   </w:style>
@@ -35026,13 +35026,13 @@
     <w:pPr>
       <w:keepNext/>
       <w:keepLines/>
-      <w:spacing w:line="288" w:lineRule="auto"/>
+      <w:spacing w:line="276" w:lineRule="auto"/>
       <w:jc w:val="both"/>
     </w:pPr>
     <w:rPr>
       <w:rFonts w:ascii="Times New Roman" w:eastAsia="Times New Roman" w:hAnsi="Times New Roman"/>
       <w:color w:val="000000"/>
-      <w:sz w:val="26"/>
+      <w:sz w:val="24"/>
     </w:rPr>
   </w:style>
   <w:style w:styleId="Date" w:type="paragraph">
@@ -35042,13 +35042,13 @@
     <w:pPr>
       <w:keepNext/>
       <w:keepLines/>
-      <w:spacing w:line="288" w:lineRule="auto"/>
+      <w:spacing w:line="276" w:lineRule="auto"/>
       <w:jc w:val="both"/>
     </w:pPr>
     <w:rPr>
       <w:rFonts w:ascii="Times New Roman" w:eastAsia="Times New Roman" w:hAnsi="Times New Roman"/>
       <w:color w:val="000000"/>
-      <w:sz w:val="26"/>
+      <w:sz w:val="24"/>
     </w:rPr>
   </w:style>
   <w:style w:customStyle="1" w:styleId="AbstractTitle" w:type="paragraph">
@@ -35060,11 +35060,11 @@
       <w:keepNext/>
       <w:keepLines/>
       <w:jc w:val="both"/>
-      <w:spacing w:after="0" w:before="300" w:line="288" w:lineRule="auto"/>
+      <w:spacing w:after="0" w:before="300" w:line="276" w:lineRule="auto"/>
     </w:pPr>
     <w:rPr>
       <w:color w:val="000000"/>
-      <w:sz w:val="26"/>
+      <w:sz w:val="24"/>
       <w:szCs w:val="20"/>
       <w:rFonts w:ascii="Times New Roman" w:eastAsia="Times New Roman" w:hAnsi="Times New Roman"/>
       <w:b/>
@@ -35078,13 +35078,13 @@
     <w:pPr>
       <w:keepNext/>
       <w:keepLines/>
-      <w:spacing w:after="300" w:before="100" w:line="288" w:lineRule="auto"/>
+      <w:spacing w:after="300" w:before="100" w:line="276" w:lineRule="auto"/>
       <w:jc w:val="both"/>
     </w:pPr>
     <w:rPr>
       <w:rFonts w:ascii="Times New Roman" w:eastAsia="Times New Roman" w:hAnsi="Times New Roman"/>
       <w:color w:val="000000"/>
-      <w:sz w:val="26"/>
+      <w:sz w:val="24"/>
       <w:szCs w:val="20"/>
     </w:rPr>
   </w:style>
@@ -35094,13 +35094,13 @@
     <w:next w:val="Bibliography"/>
     <w:qFormat/>
     <w:pPr>
-      <w:spacing w:line="288" w:lineRule="auto"/>
+      <w:spacing w:line="276" w:lineRule="auto"/>
       <w:jc w:val="both"/>
     </w:pPr>
     <w:rPr>
       <w:rFonts w:ascii="Times New Roman" w:eastAsia="Times New Roman" w:hAnsi="Times New Roman"/>
       <w:color w:val="000000"/>
-      <w:sz w:val="26"/>
+      <w:sz w:val="24"/>
     </w:rPr>
   </w:style>
   <w:style w:styleId="Heading1" w:type="paragraph">
@@ -35112,7 +35112,7 @@
     <w:pPr>
       <w:keepNext/>
       <w:keepLines/>
-      <w:spacing w:after="0" w:before="480" w:line="288" w:lineRule="auto"/>
+      <w:spacing w:after="0" w:before="480" w:line="276" w:lineRule="auto"/>
       <w:jc w:val="both"/>
       <w:outlineLvl w:val="0"/>
     </w:pPr>
@@ -35121,7 +35121,7 @@
       <w:b/>
       <w:bCs/>
       <w:color w:val="000000"/>
-      <w:sz w:val="26"/>
+      <w:sz w:val="24"/>
       <w:szCs w:val="32"/>
     </w:rPr>
   </w:style>
@@ -35135,7 +35135,7 @@
     <w:pPr>
       <w:keepNext/>
       <w:keepLines/>
-      <w:spacing w:after="0" w:before="200" w:line="288" w:lineRule="auto"/>
+      <w:spacing w:after="0" w:before="200" w:line="276" w:lineRule="auto"/>
       <w:jc w:val="both"/>
       <w:outlineLvl w:val="1"/>
     </w:pPr>
@@ -35144,7 +35144,7 @@
       <w:b/>
       <w:bCs/>
       <w:color w:val="000000"/>
-      <w:sz w:val="26"/>
+      <w:sz w:val="24"/>
       <w:szCs w:val="28"/>
     </w:rPr>
   </w:style>
@@ -35158,7 +35158,7 @@
     <w:pPr>
       <w:keepNext/>
       <w:keepLines/>
-      <w:spacing w:after="0" w:before="200" w:line="288" w:lineRule="auto"/>
+      <w:spacing w:after="0" w:before="200" w:line="276" w:lineRule="auto"/>
       <w:jc w:val="both"/>
       <w:outlineLvl w:val="2"/>
     </w:pPr>
@@ -35167,7 +35167,7 @@
       <w:b/>
       <w:bCs/>
       <w:color w:val="000000"/>
-      <w:sz w:val="26"/>
+      <w:sz w:val="24"/>
       <w:szCs w:val="24"/>
     </w:rPr>
   </w:style>
@@ -35181,7 +35181,7 @@
     <w:pPr>
       <w:keepNext/>
       <w:keepLines/>
-      <w:spacing w:after="0" w:before="200" w:line="288" w:lineRule="auto"/>
+      <w:spacing w:after="0" w:before="200" w:line="276" w:lineRule="auto"/>
       <w:jc w:val="both"/>
       <w:outlineLvl w:val="3"/>
     </w:pPr>
@@ -35190,7 +35190,7 @@
       <w:i/>
       <w:bCs/>
       <w:color w:val="000000"/>
-      <w:sz w:val="26"/>
+      <w:sz w:val="24"/>
       <w:szCs w:val="24"/>
     </w:rPr>
   </w:style>
@@ -35204,7 +35204,7 @@
     <w:pPr>
       <w:keepNext/>
       <w:keepLines/>
-      <w:spacing w:after="0" w:before="200" w:line="288" w:lineRule="auto"/>
+      <w:spacing w:after="0" w:before="200" w:line="276" w:lineRule="auto"/>
       <w:jc w:val="both"/>
       <w:outlineLvl w:val="4"/>
     </w:pPr>
@@ -35212,7 +35212,7 @@
       <w:rFonts w:ascii="Times New Roman" w:asciiTheme="majorHAnsi" w:cstheme="majorBidi" w:eastAsia="Times New Roman" w:eastAsiaTheme="majorEastAsia" w:hAnsi="Times New Roman" w:hAnsiTheme="majorHAnsi"/>
       <w:iCs/>
       <w:color w:val="000000"/>
-      <w:sz w:val="26"/>
+      <w:sz w:val="24"/>
       <w:szCs w:val="24"/>
     </w:rPr>
   </w:style>
@@ -35226,14 +35226,14 @@
     <w:pPr>
       <w:keepNext/>
       <w:keepLines/>
-      <w:spacing w:after="0" w:before="200" w:line="288" w:lineRule="auto"/>
+      <w:spacing w:after="0" w:before="200" w:line="276" w:lineRule="auto"/>
       <w:jc w:val="both"/>
       <w:outlineLvl w:val="5"/>
     </w:pPr>
     <w:rPr>
       <w:rFonts w:ascii="Times New Roman" w:asciiTheme="majorHAnsi" w:cstheme="majorBidi" w:eastAsia="Times New Roman" w:eastAsiaTheme="majorEastAsia" w:hAnsi="Times New Roman" w:hAnsiTheme="majorHAnsi"/>
       <w:color w:val="000000"/>
-      <w:sz w:val="26"/>
+      <w:sz w:val="24"/>
       <w:szCs w:val="24"/>
     </w:rPr>
   </w:style>
@@ -35247,14 +35247,14 @@
     <w:pPr>
       <w:keepNext/>
       <w:keepLines/>
-      <w:spacing w:after="0" w:before="200" w:line="288" w:lineRule="auto"/>
+      <w:spacing w:after="0" w:before="200" w:line="276" w:lineRule="auto"/>
       <w:jc w:val="both"/>
       <w:outlineLvl w:val="6"/>
     </w:pPr>
     <w:rPr>
       <w:rFonts w:ascii="Times New Roman" w:asciiTheme="majorHAnsi" w:cstheme="majorBidi" w:eastAsia="Times New Roman" w:eastAsiaTheme="majorEastAsia" w:hAnsi="Times New Roman" w:hAnsiTheme="majorHAnsi"/>
       <w:color w:val="000000"/>
-      <w:sz w:val="26"/>
+      <w:sz w:val="24"/>
       <w:szCs w:val="24"/>
     </w:rPr>
   </w:style>
@@ -35268,14 +35268,14 @@
     <w:pPr>
       <w:keepNext/>
       <w:keepLines/>
-      <w:spacing w:after="0" w:before="200" w:line="288" w:lineRule="auto"/>
+      <w:spacing w:after="0" w:before="200" w:line="276" w:lineRule="auto"/>
       <w:jc w:val="both"/>
       <w:outlineLvl w:val="7"/>
     </w:pPr>
     <w:rPr>
       <w:rFonts w:ascii="Times New Roman" w:asciiTheme="majorHAnsi" w:cstheme="majorBidi" w:eastAsia="Times New Roman" w:eastAsiaTheme="majorEastAsia" w:hAnsi="Times New Roman" w:hAnsiTheme="majorHAnsi"/>
       <w:color w:val="000000"/>
-      <w:sz w:val="26"/>
+      <w:sz w:val="24"/>
       <w:szCs w:val="24"/>
     </w:rPr>
   </w:style>
@@ -35289,14 +35289,14 @@
     <w:pPr>
       <w:keepNext/>
       <w:keepLines/>
-      <w:spacing w:after="0" w:before="200" w:line="288" w:lineRule="auto"/>
+      <w:spacing w:after="0" w:before="200" w:line="276" w:lineRule="auto"/>
       <w:jc w:val="both"/>
       <w:outlineLvl w:val="8"/>
     </w:pPr>
     <w:rPr>
       <w:rFonts w:ascii="Times New Roman" w:asciiTheme="majorHAnsi" w:cstheme="majorBidi" w:eastAsia="Times New Roman" w:eastAsiaTheme="majorEastAsia" w:hAnsi="Times New Roman" w:hAnsiTheme="majorHAnsi"/>
       <w:color w:val="000000"/>
-      <w:sz w:val="26"/>
+      <w:sz w:val="24"/>
       <w:szCs w:val="24"/>
     </w:rPr>
   </w:style>
@@ -35308,14 +35308,14 @@
     <w:unhideWhenUsed/>
     <w:qFormat/>
     <w:pPr>
-      <w:spacing w:after="100" w:before="100" w:line="288" w:lineRule="auto"/>
+      <w:spacing w:after="100" w:before="100" w:line="276" w:lineRule="auto"/>
       <w:ind w:firstLine="0" w:left="480" w:right="480"/>
       <w:jc w:val="both"/>
     </w:pPr>
     <w:rPr>
       <w:rFonts w:ascii="Times New Roman" w:eastAsia="Times New Roman" w:hAnsi="Times New Roman"/>
       <w:color w:val="000000"/>
-      <w:sz w:val="26"/>
+      <w:sz w:val="24"/>
     </w:rPr>
   </w:style>
   <w:style w:styleId="FootnoteText" w:type="paragraph">
@@ -35326,13 +35326,13 @@
     <w:unhideWhenUsed/>
     <w:qFormat/>
     <w:pPr>
-      <w:spacing w:line="288" w:lineRule="auto"/>
+      <w:spacing w:line="276" w:lineRule="auto"/>
       <w:jc w:val="both"/>
     </w:pPr>
     <w:rPr>
       <w:rFonts w:ascii="Times New Roman" w:eastAsia="Times New Roman" w:hAnsi="Times New Roman"/>
       <w:color w:val="000000"/>
-      <w:sz w:val="26"/>
+      <w:sz w:val="24"/>
     </w:rPr>
   </w:style>
   <w:style w:default="1" w:styleId="DefaultParagraphFont" w:type="character">
@@ -35342,7 +35342,7 @@
     <w:rPr>
       <w:rFonts w:ascii="Times New Roman" w:eastAsia="Times New Roman" w:hAnsi="Times New Roman"/>
       <w:color w:val="000000"/>
-      <w:sz w:val="26"/>
+      <w:sz w:val="24"/>
     </w:rPr>
   </w:style>
   <w:style w:default="1" w:styleId="Table" w:type="table">
@@ -35352,13 +35352,13 @@
     <w:unhideWhenUsed/>
     <w:qFormat/>
     <w:pPr>
-      <w:spacing w:line="288" w:lineRule="auto"/>
+      <w:spacing w:line="276" w:lineRule="auto"/>
       <w:jc w:val="both"/>
     </w:pPr>
     <w:rPr>
       <w:rFonts w:ascii="Times New Roman" w:eastAsia="Times New Roman" w:hAnsi="Times New Roman"/>
       <w:color w:val="000000"/>
-      <w:sz w:val="26"/>
+      <w:sz w:val="24"/>
     </w:rPr>
     <w:tblPr>
       <w:tblInd w:type="dxa" w:w="0"/>
@@ -35392,27 +35392,27 @@
     <w:pPr>
       <w:keepNext/>
       <w:keepLines/>
-      <w:spacing w:after="0" w:line="288" w:lineRule="auto"/>
+      <w:spacing w:after="0" w:line="276" w:lineRule="auto"/>
       <w:jc w:val="both"/>
     </w:pPr>
     <w:rPr>
       <w:rFonts w:ascii="Times New Roman" w:eastAsia="Times New Roman" w:hAnsi="Times New Roman"/>
       <w:b/>
       <w:color w:val="000000"/>
-      <w:sz w:val="26"/>
+      <w:sz w:val="24"/>
     </w:rPr>
   </w:style>
   <w:style w:customStyle="1" w:styleId="Definition" w:type="paragraph">
     <w:name w:val="Definition"/>
     <w:basedOn w:val="Normal"/>
     <w:pPr>
-      <w:spacing w:line="288" w:lineRule="auto"/>
+      <w:spacing w:line="276" w:lineRule="auto"/>
       <w:jc w:val="both"/>
     </w:pPr>
     <w:rPr>
       <w:rFonts w:ascii="Times New Roman" w:eastAsia="Times New Roman" w:hAnsi="Times New Roman"/>
       <w:color w:val="000000"/>
-      <w:sz w:val="26"/>
+      <w:sz w:val="24"/>
     </w:rPr>
   </w:style>
   <w:style w:styleId="Caption" w:type="paragraph">
@@ -35420,14 +35420,14 @@
     <w:basedOn w:val="Normal"/>
     <w:link w:val="BodyTextChar"/>
     <w:pPr>
-      <w:spacing w:after="120" w:before="0" w:line="288" w:lineRule="auto"/>
+      <w:spacing w:after="120" w:before="0" w:line="276" w:lineRule="auto"/>
       <w:jc w:val="both"/>
     </w:pPr>
     <w:rPr>
       <w:rFonts w:ascii="Times New Roman" w:eastAsia="Times New Roman" w:hAnsi="Times New Roman"/>
       <w:i/>
       <w:color w:val="000000"/>
-      <w:sz w:val="26"/>
+      <w:sz w:val="24"/>
     </w:rPr>
   </w:style>
   <w:style w:customStyle="1" w:styleId="TableCaption" w:type="paragraph">
@@ -35435,39 +35435,39 @@
     <w:basedOn w:val="Caption"/>
     <w:pPr>
       <w:keepNext/>
-      <w:spacing w:line="288" w:lineRule="auto"/>
+      <w:spacing w:line="276" w:lineRule="auto"/>
       <w:jc w:val="both"/>
     </w:pPr>
     <w:rPr>
       <w:rFonts w:ascii="Times New Roman" w:eastAsia="Times New Roman" w:hAnsi="Times New Roman"/>
       <w:color w:val="000000"/>
-      <w:sz w:val="26"/>
+      <w:sz w:val="24"/>
     </w:rPr>
   </w:style>
   <w:style w:customStyle="1" w:styleId="ImageCaption" w:type="paragraph">
     <w:name w:val="Image Caption"/>
     <w:basedOn w:val="Caption"/>
     <w:pPr>
-      <w:spacing w:line="288" w:lineRule="auto"/>
+      <w:spacing w:line="276" w:lineRule="auto"/>
       <w:jc w:val="both"/>
     </w:pPr>
     <w:rPr>
       <w:rFonts w:ascii="Times New Roman" w:eastAsia="Times New Roman" w:hAnsi="Times New Roman"/>
       <w:color w:val="000000"/>
-      <w:sz w:val="26"/>
+      <w:sz w:val="24"/>
     </w:rPr>
   </w:style>
   <w:style w:customStyle="1" w:styleId="Figure" w:type="paragraph">
     <w:name w:val="Figure"/>
     <w:basedOn w:val="Normal"/>
     <w:pPr>
-      <w:spacing w:line="288" w:lineRule="auto"/>
+      <w:spacing w:line="276" w:lineRule="auto"/>
       <w:jc w:val="both"/>
     </w:pPr>
     <w:rPr>
       <w:rFonts w:ascii="Times New Roman" w:eastAsia="Times New Roman" w:hAnsi="Times New Roman"/>
       <w:color w:val="000000"/>
-      <w:sz w:val="26"/>
+      <w:sz w:val="24"/>
     </w:rPr>
   </w:style>
   <w:style w:customStyle="1" w:styleId="CaptionedFigure" w:type="paragraph">
@@ -35475,13 +35475,13 @@
     <w:basedOn w:val="Figure"/>
     <w:pPr>
       <w:keepNext/>
-      <w:spacing w:line="288" w:lineRule="auto"/>
+      <w:spacing w:line="276" w:lineRule="auto"/>
       <w:jc w:val="both"/>
     </w:pPr>
     <w:rPr>
       <w:rFonts w:ascii="Times New Roman" w:eastAsia="Times New Roman" w:hAnsi="Times New Roman"/>
       <w:color w:val="000000"/>
-      <w:sz w:val="26"/>
+      <w:sz w:val="24"/>
     </w:rPr>
   </w:style>
   <w:style w:customStyle="1" w:styleId="BodyTextChar" w:type="character">
@@ -35491,7 +35491,7 @@
     <w:rPr>
       <w:rFonts w:ascii="Times New Roman" w:eastAsia="Times New Roman" w:hAnsi="Times New Roman"/>
       <w:color w:val="000000"/>
-      <w:sz w:val="26"/>
+      <w:sz w:val="24"/>
     </w:rPr>
   </w:style>
   <w:style w:customStyle="1" w:styleId="VerbatimChar" w:type="character">
@@ -35500,7 +35500,7 @@
     <w:rPr>
       <w:rFonts w:ascii="Times New Roman" w:eastAsia="Times New Roman" w:hAnsi="Times New Roman"/>
       <w:color w:val="000000"/>
-      <w:sz w:val="26"/>
+      <w:sz w:val="24"/>
     </w:rPr>
   </w:style>
   <w:style w:customStyle="1" w:styleId="SectionNumber" w:type="character">
@@ -35509,7 +35509,7 @@
     <w:rPr>
       <w:rFonts w:ascii="Times New Roman" w:eastAsia="Times New Roman" w:hAnsi="Times New Roman"/>
       <w:color w:val="000000"/>
-      <w:sz w:val="26"/>
+      <w:sz w:val="24"/>
     </w:rPr>
   </w:style>
   <w:style w:styleId="FootnoteReference" w:type="character">
@@ -35518,7 +35518,7 @@
     <w:rPr>
       <w:rFonts w:ascii="Times New Roman" w:eastAsia="Times New Roman" w:hAnsi="Times New Roman"/>
       <w:color w:val="000000"/>
-      <w:sz w:val="26"/>
+      <w:sz w:val="24"/>
       <w:vertAlign w:val="superscript"/>
     </w:rPr>
   </w:style>
@@ -35528,7 +35528,7 @@
     <w:rPr>
       <w:rFonts w:ascii="Times New Roman" w:eastAsia="Times New Roman" w:hAnsi="Times New Roman"/>
       <w:color w:val="000000"/>
-      <w:sz w:val="26"/>
+      <w:sz w:val="24"/>
     </w:rPr>
   </w:style>
   <w:style w:styleId="TOCHeading" w:type="paragraph">
@@ -35539,7 +35539,7 @@
     <w:unhideWhenUsed/>
     <w:qFormat/>
     <w:pPr>
-      <w:spacing w:before="240" w:line="288" w:lineRule="auto"/>
+      <w:spacing w:before="240" w:line="276" w:lineRule="auto"/>
       <w:jc w:val="both"/>
       <w:outlineLvl w:val="9"/>
     </w:pPr>
@@ -35548,7 +35548,7 @@
       <w:b w:val="0"/>
       <w:bCs w:val="0"/>
       <w:color w:val="000000"/>
-      <w:sz w:val="26"/>
+      <w:sz w:val="24"/>
     </w:rPr>
   </w:style>
   <w:style w:type="paragraph" w:customStyle="1" w:styleId="SourceCode">

--- a/p6/submission/maida_copyright/01_source_code_samples.docx
+++ b/p6/submission/maida_copyright/01_source_code_samples.docx
@@ -207,7 +207,7 @@
         <w:rPr>
           <w:rStyle w:val="VerbatimChar"/>
         </w:rPr>
-        <w:t xml:space="preserve">Copyright : © 2026 Đỗ Thị Thúy Hương &amp; Phan Anh Tú. All rights reserved.</w:t>
+        <w:t xml:space="preserve">Copyright : © 2026 Đỗ Thùy Hương &amp; Phan Anh Tú. All rights reserved.</w:t>
       </w:r>
       <w:r>
         <w:br/>
@@ -216,7 +216,7 @@
         <w:rPr>
           <w:rStyle w:val="VerbatimChar"/>
         </w:rPr>
-        <w:t xml:space="preserve">Authors   : Đỗ Thị Thúy Hương (Primary Investigator); Phan Anh Tú</w:t>
+        <w:t xml:space="preserve">Authors   : Đỗ Thùy Hương (Primary Investigator); Phan Anh Tú</w:t>
       </w:r>
       <w:r>
         <w:br/>
@@ -34565,7 +34565,7 @@
         <w:rPr>
           <w:rStyle w:val="VerbatimStringTok"/>
         </w:rPr>
-        <w:t xml:space="preserve">`&lt;b&gt;Authorship.&lt;/b&gt; PhD Candidate Đỗ Thị Thúy Hương — Primary Investigator (School of Economics, CTU); Assoc. Prof. Dr. Phan Anh Tú — Research Supervisor (School of Economics, CTU).&lt;br&gt;`</w:t>
+        <w:t xml:space="preserve">`&lt;b&gt;Authorship.&lt;/b&gt; PhD Candidate Đỗ Thùy Hương — Primary Investigator (School of Economics, CTU); Assoc. Prof. Dr. Phan Anh Tú — Research Supervisor (School of Economics, CTU).&lt;br&gt;`</w:t>
       </w:r>
       <w:r>
         <w:rPr>
@@ -34649,7 +34649,7 @@
         <w:rPr>
           <w:rStyle w:val="VerbatimStringTok"/>
         </w:rPr>
-        <w:t xml:space="preserve">`&lt;b&gt;© 2026 Đỗ Thị Thúy Hương &amp;amp; Phan Anh Tú. All rights reserved. This software is the intellectual property of the authors and the School of Economics, Can Tho University (CTU).&lt;/b&gt;`</w:t>
+        <w:t xml:space="preserve">`&lt;b&gt;© 2026 Đỗ Thùy Hương &amp;amp; Phan Anh Tú. All rights reserved. This software is the intellectual property of the authors and the School of Economics, Can Tho University (CTU).&lt;/b&gt;`</w:t>
       </w:r>
       <w:r>
         <w:rPr>
